--- a/Documentazione/Legal/DPIA_Trascrizioni_AI.docx
+++ b/Documentazione/Legal/DPIA_Trascrizioni_AI.docx
@@ -125,7 +125,7 @@
           <w:sz w:val="21"/>
           <w:szCs w:val="21"/>
         </w:rPr>
-        <w:t xml:space="preserve">Il Project Manager avvia la registrazione di una riunione (in presenza o online) dal browser. L'audio viene inviato a blocchi al server di Projexa, trascritto localmente e cancellato. Dalla trascrizione Projexa ricava, su richiesta, il recap, le azioni e alcuni documenti di progetto, usando un modello di AI locale o il fornitore scelto dall'utente.</w:t>
+        <w:t xml:space="preserve">Il Project Manager avvia la registrazione di una riunione dal browser, dopo aver informato i partecipanti («Avviso ai partecipanti»). L'audio viene inviato a blocchi al server di Projexa, trascritto localmente e cancellato. Dalla trascrizione Projexa ricava recap, azioni e documenti di progetto, con un modello di AI locale o con il fornitore scelto dall'utente.</w:t>
       </w:r>
     </w:p>
     <w:tbl>
@@ -443,7 +443,7 @@
                 <w:sz w:val="19"/>
                 <w:szCs w:val="19"/>
               </w:rPr>
-              <w:t xml:space="preserve">Modello locale sul server (Ollama) oppure fornitore scelto (OpenAI, Anthropic, Google, Mistral)</w:t>
+              <w:t xml:space="preserve">Modello locale (Ollama) oppure fornitore scelto (OpenAI, Anthropic, Google, Mistral)</w:t>
             </w:r>
           </w:p>
         </w:tc>
@@ -469,7 +469,7 @@
                 <w:sz w:val="19"/>
                 <w:szCs w:val="19"/>
               </w:rPr>
-              <w:t xml:space="preserve">Testo della trascrizione o dati di progetto necessari</w:t>
+              <w:t xml:space="preserve">Testo necessario</w:t>
             </w:r>
           </w:p>
         </w:tc>
@@ -549,7 +549,87 @@
                 <w:sz w:val="19"/>
                 <w:szCs w:val="19"/>
               </w:rPr>
-              <w:t xml:space="preserve">Audio o testo della riunione, solo se attivato</w:t>
+              <w:t xml:space="preserve">Audio o testo della riunione</w:t>
+            </w:r>
+          </w:p>
+        </w:tc>
+      </w:tr>
+      <w:tr>
+        <w:tc>
+          <w:tcPr>
+            <w:tcW w:type="dxa" w:w="2120"/>
+            <w:tcMar>
+              <w:top w:type="dxa" w:w="60"/>
+              <w:left w:type="dxa" w:w="90"/>
+              <w:bottom w:type="dxa" w:w="60"/>
+              <w:right w:type="dxa" w:w="90"/>
+            </w:tcMar>
+          </w:tcPr>
+          <w:p>
+            <w:pPr>
+              <w:spacing w:after="40"/>
+            </w:pPr>
+            <w:r>
+              <w:rPr>
+                <w:rFonts w:ascii="Calibri" w:cs="Calibri" w:eastAsia="Calibri" w:hAnsi="Calibri"/>
+                <w:b w:val="false"/>
+                <w:bCs w:val="false"/>
+                <w:sz w:val="19"/>
+                <w:szCs w:val="19"/>
+              </w:rPr>
+              <w:t xml:space="preserve">Condivisione tra colleghi</w:t>
+            </w:r>
+          </w:p>
+        </w:tc>
+        <w:tc>
+          <w:tcPr>
+            <w:tcW w:type="dxa" w:w="4144"/>
+            <w:tcMar>
+              <w:top w:type="dxa" w:w="60"/>
+              <w:left w:type="dxa" w:w="90"/>
+              <w:bottom w:type="dxa" w:w="60"/>
+              <w:right w:type="dxa" w:w="90"/>
+            </w:tcMar>
+          </w:tcPr>
+          <w:p>
+            <w:pPr>
+              <w:spacing w:after="40"/>
+            </w:pPr>
+            <w:r>
+              <w:rPr>
+                <w:rFonts w:ascii="Calibri" w:cs="Calibri" w:eastAsia="Calibri" w:hAnsi="Calibri"/>
+                <w:b w:val="false"/>
+                <w:bCs w:val="false"/>
+                <w:sz w:val="19"/>
+                <w:szCs w:val="19"/>
+              </w:rPr>
+              <w:t xml:space="preserve">Server Projexa</w:t>
+            </w:r>
+          </w:p>
+        </w:tc>
+        <w:tc>
+          <w:tcPr>
+            <w:tcW w:type="dxa" w:w="3374"/>
+            <w:tcMar>
+              <w:top w:type="dxa" w:w="60"/>
+              <w:left w:type="dxa" w:w="90"/>
+              <w:bottom w:type="dxa" w:w="60"/>
+              <w:right w:type="dxa" w:w="90"/>
+            </w:tcMar>
+          </w:tcPr>
+          <w:p>
+            <w:pPr>
+              <w:spacing w:after="40"/>
+            </w:pPr>
+            <w:r>
+              <w:rPr>
+                <w:rFonts w:ascii="Calibri" w:cs="Calibri" w:eastAsia="Calibri" w:hAnsi="Calibri"/>
+                <w:b w:val="false"/>
+                <w:bCs w:val="false"/>
+                <w:sz w:val="19"/>
+                <w:szCs w:val="19"/>
+              </w:rPr>
+              <w:t xml:space="preserve">Trascrizione copiata solo a chi ha la stessa riunione nel proprio calendario collegato</w:t>
             </w:r>
           </w:p>
         </w:tc>
@@ -708,7 +788,7 @@
           <w:sz w:val="21"/>
           <w:szCs w:val="21"/>
         </w:rPr>
-        <w:t xml:space="preserve">La trascrizione serve a produrre recap e azioni di progetto: finalità determinata e legittima.</w:t>
+        <w:t xml:space="preserve">Finalità determinata: recap e azioni di progetto.</w:t>
       </w:r>
     </w:p>
     <w:p>
@@ -726,7 +806,7 @@
           <w:sz w:val="21"/>
           <w:szCs w:val="21"/>
         </w:rPr>
-        <w:t xml:space="preserve">Minimizzazione: l'audio non viene conservato; all'AI va solo il testo necessario; nel Dossier Cliente niente anagrafica.</w:t>
+        <w:t xml:space="preserve">Minimizzazione: audio non conservato; all'AI solo il testo necessario; nel Dossier Cliente niente anagrafica.</w:t>
       </w:r>
     </w:p>
     <w:p>
@@ -744,7 +824,7 @@
           <w:sz w:val="21"/>
           <w:szCs w:val="21"/>
         </w:rPr>
-        <w:t xml:space="preserve">Trasparenza: i partecipanti vanno informati prima dell'avvio della registrazione [testo dell'avviso da definire].</w:t>
+        <w:t xml:space="preserve">Trasparenza: avviso prima della registrazione (testo standard pronto) e informativa pubblicata.</w:t>
       </w:r>
     </w:p>
     <w:p>
@@ -762,7 +842,25 @@
           <w:sz w:val="21"/>
           <w:szCs w:val="21"/>
         </w:rPr>
-        <w:t xml:space="preserve">Diritti: possibilità di chiedere di non essere registrati e la cancellazione della trascrizione.</w:t>
+        <w:t xml:space="preserve">Diritti: possibilità di non essere registrati e di chiedere la cancellazione (procedura richieste interessati).</w:t>
+      </w:r>
+    </w:p>
+    <w:p>
+      <w:pPr>
+        <w:pStyle w:val="ListParagraph"/>
+        <w:numPr>
+          <w:ilvl w:val="0"/>
+          <w:numId w:val="2"/>
+        </w:numPr>
+        <w:spacing w:after="80" w:line="264"/>
+      </w:pPr>
+      <w:r>
+        <w:rPr>
+          <w:rFonts w:ascii="Calibri" w:cs="Calibri" w:eastAsia="Calibri" w:hAnsi="Calibri"/>
+          <w:sz w:val="21"/>
+          <w:szCs w:val="21"/>
+        </w:rPr>
+        <w:t xml:space="preserve">Conservazione: 24 mesi dalla data della riunione (PROPOSTA da confermare), oppure prima su richiesta o alla chiusura del rapporto.</w:t>
       </w:r>
     </w:p>
     <w:p>
@@ -912,7 +1010,7 @@
                 <w:sz w:val="19"/>
                 <w:szCs w:val="19"/>
               </w:rPr>
-              <w:t xml:space="preserve">Misure in essere</w:t>
+              <w:t xml:space="preserve">Misure</w:t>
             </w:r>
           </w:p>
         </w:tc>
@@ -1018,7 +1116,7 @@
                 <w:sz w:val="19"/>
                 <w:szCs w:val="19"/>
               </w:rPr>
-              <w:t xml:space="preserve">Accesso per utente e azienda, sessione HttpOnly con scadenza, cifratura AES-256-GCM, log di audit</w:t>
+              <w:t xml:space="preserve">Accesso per utente e azienda, sessione HttpOnly con scadenza, cifratura AES-256-GCM, log di audit, condivisione solo tra partecipanti verificati</w:t>
             </w:r>
           </w:p>
         </w:tc>
@@ -1072,7 +1170,7 @@
                 <w:sz w:val="19"/>
                 <w:szCs w:val="19"/>
               </w:rPr>
-              <w:t xml:space="preserve">Media</w:t>
+              <w:t xml:space="preserve">Bassa</w:t>
             </w:r>
           </w:p>
         </w:tc>
@@ -1124,7 +1222,7 @@
                 <w:sz w:val="19"/>
                 <w:szCs w:val="19"/>
               </w:rPr>
-              <w:t xml:space="preserve">Avviso e informativa preventiva (da formalizzare); registrazione avviata manualmente</w:t>
+              <w:t xml:space="preserve">Avviso standard (a voce e nell'invito), registrazione avviata manualmente, diritto di opporsi</w:t>
             </w:r>
           </w:p>
         </w:tc>
@@ -1336,7 +1434,7 @@
                 <w:sz w:val="19"/>
                 <w:szCs w:val="19"/>
               </w:rPr>
-              <w:t xml:space="preserve">Trascrizione locale; AI locale disponibile; fornitore esterno solo per scelta dell'utente; da completare DPA/SCC</w:t>
+              <w:t xml:space="preserve">Trascrizione e AI locali disponibili; fornitore esterno solo per scelta; DPF/SCC; DPA da archiviare</w:t>
             </w:r>
           </w:p>
         </w:tc>
@@ -1442,7 +1540,7 @@
                 <w:sz w:val="19"/>
                 <w:szCs w:val="19"/>
               </w:rPr>
-              <w:t xml:space="preserve">Uso tramite API dei fornitori (per condizioni standard non usate per l'addestramento: da verificare per ciascuno)</w:t>
+              <w:t xml:space="preserve">Solo API con condizioni che escludono l'addestramento; vietate le chiavi gratuite di Gemini con dati personali</w:t>
             </w:r>
           </w:p>
         </w:tc>
@@ -1548,7 +1646,7 @@
                 <w:sz w:val="19"/>
                 <w:szCs w:val="19"/>
               </w:rPr>
-              <w:t xml:space="preserve">Gli output sono proposte riviste dall'utente; nessun effetto automatico sulle persone</w:t>
+              <w:t xml:space="preserve">Output rivisti dall'utente; nessun effetto automatico sulle persone</w:t>
             </w:r>
           </w:p>
         </w:tc>
@@ -1687,7 +1785,7 @@
           <w:sz w:val="21"/>
           <w:szCs w:val="21"/>
         </w:rPr>
-        <w:t xml:space="preserve">Rischio residuo stimato: [Basso / Medio]. Decisione: [procedere / procedere con condizioni]. Parere del DPO: [da acquisire]. Data e firma: [...].</w:t>
+        <w:t xml:space="preserve">Rischio residuo stimato: Basso, a condizione che avviso ai partecipanti, DPA dei fornitori e conservazione siano adottati. Decisione: [procedere / procedere con condizioni]. Parere del DPO: [da acquisire]. Data e firma: [...].</w:t>
       </w:r>
     </w:p>
     <w:p>

--- a/Documentazione/Legal/DPIA_Trascrizioni_AI.docx
+++ b/Documentazione/Legal/DPIA_Trascrizioni_AI.docx
@@ -61,7 +61,7 @@
           <w:sz w:val="21"/>
           <w:szCs w:val="21"/>
         </w:rPr>
-        <w:t xml:space="preserve">Versione del 17 ottobre 2026</w:t>
+        <w:t xml:space="preserve">Versione del 22 ottobre 2026</w:t>
       </w:r>
     </w:p>
     <w:p>
@@ -469,7 +469,7 @@
                 <w:sz w:val="19"/>
                 <w:szCs w:val="19"/>
               </w:rPr>
-              <w:t xml:space="preserve">Testo necessario</w:t>
+              <w:t xml:space="preserve">Testo necessario, pseudonimizzato (segnaposto al posto di nomi, recapiti e codici)</w:t>
             </w:r>
           </w:p>
         </w:tc>
@@ -549,7 +549,7 @@
                 <w:sz w:val="19"/>
                 <w:szCs w:val="19"/>
               </w:rPr>
-              <w:t xml:space="preserve">Audio o testo della riunione</w:t>
+              <w:t xml:space="preserve">Audio (non anonimizzabile) o testo pseudonimizzato della riunione</w:t>
             </w:r>
           </w:p>
         </w:tc>
@@ -754,6 +754,19 @@
           <w:szCs w:val="21"/>
         </w:rPr>
         <w:t xml:space="preserve"> voce e identità dei partecipanti, contenuti discussi (possibili categorie particolari incidentali).</w:t>
+      </w:r>
+    </w:p>
+    <w:p>
+      <w:pPr>
+        <w:spacing w:after="120" w:line="276"/>
+      </w:pPr>
+      <w:r>
+        <w:rPr>
+          <w:rFonts w:ascii="Calibri" w:cs="Calibri" w:eastAsia="Calibri" w:hAnsi="Calibri"/>
+          <w:sz w:val="21"/>
+          <w:szCs w:val="21"/>
+        </w:rPr>
+        <w:t xml:space="preserve">Anonymization Layer (dal 22 ottobre 2026): prima di ogni invio a un'AI esterna (OpenAI, Anthropic, Google, Mistral) Projexa sostituisce i dati personali (nomi di persone e aziende, email, telefoni, IBAN, codici fiscali, partite IVA, documenti) con segnaposto anonimi, riconosciuti con i nomi già presenti in Projexa, con regole e con Microsoft Presidio + spaCy (modello italiano, sul server in Italia); i valori veri vengono rimessi solo sul server di Projexa quando arriva la risposta. Le corrispondenze restano in memoria o, per le richieste Batch, cifrate per al massimo 7 giorni. Non sono anonimizzabili immagini, PDF scansionati e audio.</w:t>
       </w:r>
     </w:p>
     <w:p>
@@ -806,7 +819,7 @@
           <w:sz w:val="21"/>
           <w:szCs w:val="21"/>
         </w:rPr>
-        <w:t xml:space="preserve">Minimizzazione: audio non conservato; all'AI solo il testo necessario; nel Dossier Cliente niente anagrafica.</w:t>
+        <w:t xml:space="preserve">Minimizzazione: audio non conservato; all'AI solo il testo necessario; nel Dossier Cliente niente anagrafica; prima dell'invio a un'AI esterna i dati personali sono pseudonimizzati (Anonymization Layer).</w:t>
       </w:r>
     </w:p>
     <w:p>
@@ -1434,7 +1447,7 @@
                 <w:sz w:val="19"/>
                 <w:szCs w:val="19"/>
               </w:rPr>
-              <w:t xml:space="preserve">Trascrizione e AI locali disponibili; fornitore esterno solo per scelta; DPF/SCC; DPA da archiviare</w:t>
+              <w:t xml:space="preserve">Trascrizione e AI locali disponibili; fornitore esterno solo per scelta; testi pseudonimizzati prima dell'invio; DPF/SCC; DPA da archiviare</w:t>
             </w:r>
           </w:p>
         </w:tc>
@@ -1541,6 +1554,112 @@
                 <w:szCs w:val="19"/>
               </w:rPr>
               <w:t xml:space="preserve">Solo API con condizioni che escludono l'addestramento; vietate le chiavi gratuite di Gemini con dati personali</w:t>
+            </w:r>
+          </w:p>
+        </w:tc>
+      </w:tr>
+      <w:tr>
+        <w:tc>
+          <w:tcPr>
+            <w:tcW w:type="dxa" w:w="2891"/>
+            <w:tcMar>
+              <w:top w:type="dxa" w:w="60"/>
+              <w:left w:type="dxa" w:w="90"/>
+              <w:bottom w:type="dxa" w:w="60"/>
+              <w:right w:type="dxa" w:w="90"/>
+            </w:tcMar>
+          </w:tcPr>
+          <w:p>
+            <w:pPr>
+              <w:spacing w:after="40"/>
+            </w:pPr>
+            <w:r>
+              <w:rPr>
+                <w:rFonts w:ascii="Calibri" w:cs="Calibri" w:eastAsia="Calibri" w:hAnsi="Calibri"/>
+                <w:b w:val="false"/>
+                <w:bCs w:val="false"/>
+                <w:sz w:val="19"/>
+                <w:szCs w:val="19"/>
+              </w:rPr>
+              <w:t xml:space="preserve">Identificazione degli interessati da parte del fornitore di AI</w:t>
+            </w:r>
+          </w:p>
+        </w:tc>
+        <w:tc>
+          <w:tcPr>
+            <w:tcW w:type="dxa" w:w="964"/>
+            <w:tcMar>
+              <w:top w:type="dxa" w:w="60"/>
+              <w:left w:type="dxa" w:w="90"/>
+              <w:bottom w:type="dxa" w:w="60"/>
+              <w:right w:type="dxa" w:w="90"/>
+            </w:tcMar>
+          </w:tcPr>
+          <w:p>
+            <w:pPr>
+              <w:spacing w:after="40"/>
+            </w:pPr>
+            <w:r>
+              <w:rPr>
+                <w:rFonts w:ascii="Calibri" w:cs="Calibri" w:eastAsia="Calibri" w:hAnsi="Calibri"/>
+                <w:b w:val="false"/>
+                <w:bCs w:val="false"/>
+                <w:sz w:val="19"/>
+                <w:szCs w:val="19"/>
+              </w:rPr>
+              <w:t xml:space="preserve">Bassa</w:t>
+            </w:r>
+          </w:p>
+        </w:tc>
+        <w:tc>
+          <w:tcPr>
+            <w:tcW w:type="dxa" w:w="964"/>
+            <w:tcMar>
+              <w:top w:type="dxa" w:w="60"/>
+              <w:left w:type="dxa" w:w="90"/>
+              <w:bottom w:type="dxa" w:w="60"/>
+              <w:right w:type="dxa" w:w="90"/>
+            </w:tcMar>
+          </w:tcPr>
+          <w:p>
+            <w:pPr>
+              <w:spacing w:after="40"/>
+            </w:pPr>
+            <w:r>
+              <w:rPr>
+                <w:rFonts w:ascii="Calibri" w:cs="Calibri" w:eastAsia="Calibri" w:hAnsi="Calibri"/>
+                <w:b w:val="false"/>
+                <w:bCs w:val="false"/>
+                <w:sz w:val="19"/>
+                <w:szCs w:val="19"/>
+              </w:rPr>
+              <w:t xml:space="preserve">Medio</w:t>
+            </w:r>
+          </w:p>
+        </w:tc>
+        <w:tc>
+          <w:tcPr>
+            <w:tcW w:type="dxa" w:w="4819"/>
+            <w:tcMar>
+              <w:top w:type="dxa" w:w="60"/>
+              <w:left w:type="dxa" w:w="90"/>
+              <w:bottom w:type="dxa" w:w="60"/>
+              <w:right w:type="dxa" w:w="90"/>
+            </w:tcMar>
+          </w:tcPr>
+          <w:p>
+            <w:pPr>
+              <w:spacing w:after="40"/>
+            </w:pPr>
+            <w:r>
+              <w:rPr>
+                <w:rFonts w:ascii="Calibri" w:cs="Calibri" w:eastAsia="Calibri" w:hAnsi="Calibri"/>
+                <w:b w:val="false"/>
+                <w:bCs w:val="false"/>
+                <w:sz w:val="19"/>
+                <w:szCs w:val="19"/>
+              </w:rPr>
+              <w:t xml:space="preserve">Pseudonimizzazione automatica prima di ogni invio (nomi noti di Projexa, regole, Presidio + spaCy NER italiano); corrispondenze solo sul server, cifrate per il Batch e cancellate dopo 7 giorni; possibile blocco degli invii se il riconoscimento non è disponibile</w:t>
             </w:r>
           </w:p>
         </w:tc>

--- a/Documentazione/Legal/DPIA_Trascrizioni_AI.docx
+++ b/Documentazione/Legal/DPIA_Trascrizioni_AI.docx
@@ -61,7 +61,7 @@
           <w:sz w:val="21"/>
           <w:szCs w:val="21"/>
         </w:rPr>
-        <w:t xml:space="preserve">Versione del 22 ottobre 2026</w:t>
+        <w:t xml:space="preserve">Versione del 28 ottobre 2026</w:t>
       </w:r>
     </w:p>
     <w:p>
@@ -125,7 +125,7 @@
           <w:sz w:val="21"/>
           <w:szCs w:val="21"/>
         </w:rPr>
-        <w:t xml:space="preserve">Il Project Manager avvia la registrazione di una riunione dal browser, dopo aver informato i partecipanti («Avviso ai partecipanti»). L'audio viene inviato a blocchi al server di Projexa, trascritto localmente e cancellato. Dalla trascrizione Projexa ricava recap, azioni e documenti di progetto, con un modello di AI locale o con il fornitore scelto dall'utente.</w:t>
+        <w:t xml:space="preserve">Il Project Manager avvia la registrazione di una riunione dal browser, dopo aver informato i partecipanti («Avviso ai partecipanti»). L'audio viene inviato a blocchi al server di Projexa, trascritto localmente e cancellato. Per le frasi degli altri partecipanti il server calcola anche un'impronta vocale numerica, usata solo per distinguere le voci all'interno della stessa riunione («Partecipante 1, 2…», dal 28 ottobre 2026): non identifica le persone, non viene confrontata con altre riunioni ed è cancellata entro 48 ore. Dalla trascrizione Projexa ricava recap, azioni e documenti di progetto, con un modello di AI locale o con il fornitore scelto dall'utente.</w:t>
       </w:r>
     </w:p>
     <w:tbl>
@@ -417,6 +417,86 @@
                 <w:sz w:val="19"/>
                 <w:szCs w:val="19"/>
               </w:rPr>
+              <w:t xml:space="preserve">Distinzione delle voci</w:t>
+            </w:r>
+          </w:p>
+        </w:tc>
+        <w:tc>
+          <w:tcPr>
+            <w:tcW w:type="dxa" w:w="4144"/>
+            <w:tcMar>
+              <w:top w:type="dxa" w:w="60"/>
+              <w:left w:type="dxa" w:w="90"/>
+              <w:bottom w:type="dxa" w:w="60"/>
+              <w:right w:type="dxa" w:w="90"/>
+            </w:tcMar>
+          </w:tcPr>
+          <w:p>
+            <w:pPr>
+              <w:spacing w:after="40"/>
+            </w:pPr>
+            <w:r>
+              <w:rPr>
+                <w:rFonts w:ascii="Calibri" w:cs="Calibri" w:eastAsia="Calibri" w:hAnsi="Calibri"/>
+                <w:b w:val="false"/>
+                <w:bCs w:val="false"/>
+                <w:sz w:val="19"/>
+                <w:szCs w:val="19"/>
+              </w:rPr>
+              <w:t xml:space="preserve">Server Projexa (Oracle Cloud, Milano), modello locale</w:t>
+            </w:r>
+          </w:p>
+        </w:tc>
+        <w:tc>
+          <w:tcPr>
+            <w:tcW w:type="dxa" w:w="3374"/>
+            <w:tcMar>
+              <w:top w:type="dxa" w:w="60"/>
+              <w:left w:type="dxa" w:w="90"/>
+              <w:bottom w:type="dxa" w:w="60"/>
+              <w:right w:type="dxa" w:w="90"/>
+            </w:tcMar>
+          </w:tcPr>
+          <w:p>
+            <w:pPr>
+              <w:spacing w:after="40"/>
+            </w:pPr>
+            <w:r>
+              <w:rPr>
+                <w:rFonts w:ascii="Calibri" w:cs="Calibri" w:eastAsia="Calibri" w:hAnsi="Calibri"/>
+                <w:b w:val="false"/>
+                <w:bCs w:val="false"/>
+                <w:sz w:val="19"/>
+                <w:szCs w:val="19"/>
+              </w:rPr>
+              <w:t xml:space="preserve">Impronte vocali numeriche delle frasi degli altri partecipanti, cifrate; etichette «Partecipante N» senza nomi; cancellate entro 48 ore</w:t>
+            </w:r>
+          </w:p>
+        </w:tc>
+      </w:tr>
+      <w:tr>
+        <w:tc>
+          <w:tcPr>
+            <w:tcW w:type="dxa" w:w="2120"/>
+            <w:tcMar>
+              <w:top w:type="dxa" w:w="60"/>
+              <w:left w:type="dxa" w:w="90"/>
+              <w:bottom w:type="dxa" w:w="60"/>
+              <w:right w:type="dxa" w:w="90"/>
+            </w:tcMar>
+          </w:tcPr>
+          <w:p>
+            <w:pPr>
+              <w:spacing w:after="40"/>
+            </w:pPr>
+            <w:r>
+              <w:rPr>
+                <w:rFonts w:ascii="Calibri" w:cs="Calibri" w:eastAsia="Calibri" w:hAnsi="Calibri"/>
+                <w:b w:val="false"/>
+                <w:bCs w:val="false"/>
+                <w:sz w:val="19"/>
+                <w:szCs w:val="19"/>
+              </w:rPr>
               <w:t xml:space="preserve">Recap / documenti</w:t>
             </w:r>
           </w:p>
@@ -753,7 +833,7 @@
           <w:sz w:val="21"/>
           <w:szCs w:val="21"/>
         </w:rPr>
-        <w:t xml:space="preserve"> voce e identità dei partecipanti, contenuti discussi (possibili categorie particolari incidentali).</w:t>
+        <w:t xml:space="preserve"> voce e identità dei partecipanti, contenuti discussi (possibili categorie particolari incidentali), impronte vocali temporanee per distinguere i partecipanti. Le impronte non sono usate per identificare in modo univoco le persone (nessun nome, nessun archivio di voci, nessun confronto tra riunioni): secondo questa valutazione non rientrano nei dati biometrici dell'art. 9 GDPR (art. 4.14 e considerando 51), da confermare con il DPO.</w:t>
       </w:r>
     </w:p>
     <w:p>
@@ -819,7 +899,7 @@
           <w:sz w:val="21"/>
           <w:szCs w:val="21"/>
         </w:rPr>
-        <w:t xml:space="preserve">Minimizzazione: audio non conservato; all'AI solo il testo necessario; nel Dossier Cliente niente anagrafica; prima dell'invio a un'AI esterna i dati personali sono pseudonimizzati (Anonymization Layer).</w:t>
+        <w:t xml:space="preserve">Minimizzazione: audio non conservato; all'AI solo il testo necessario; nel Dossier Cliente niente anagrafica; prima dell'invio a un'AI esterna i dati personali sono pseudonimizzati (Anonymization Layer); impronte vocali solo numeriche, valide dentro una riunione e cancellate entro 48 ore.</w:t>
       </w:r>
     </w:p>
     <w:p>
@@ -1342,6 +1422,112 @@
                 <w:szCs w:val="19"/>
               </w:rPr>
               <w:t xml:space="preserve">Cancellazione automatica dopo la trascrizione e dei residui entro poche ore</w:t>
+            </w:r>
+          </w:p>
+        </w:tc>
+      </w:tr>
+      <w:tr>
+        <w:tc>
+          <w:tcPr>
+            <w:tcW w:type="dxa" w:w="2891"/>
+            <w:tcMar>
+              <w:top w:type="dxa" w:w="60"/>
+              <w:left w:type="dxa" w:w="90"/>
+              <w:bottom w:type="dxa" w:w="60"/>
+              <w:right w:type="dxa" w:w="90"/>
+            </w:tcMar>
+          </w:tcPr>
+          <w:p>
+            <w:pPr>
+              <w:spacing w:after="40"/>
+            </w:pPr>
+            <w:r>
+              <w:rPr>
+                <w:rFonts w:ascii="Calibri" w:cs="Calibri" w:eastAsia="Calibri" w:hAnsi="Calibri"/>
+                <w:b w:val="false"/>
+                <w:bCs w:val="false"/>
+                <w:sz w:val="19"/>
+                <w:szCs w:val="19"/>
+              </w:rPr>
+              <w:t xml:space="preserve">Uso delle impronte vocali per riconoscere le persone</w:t>
+            </w:r>
+          </w:p>
+        </w:tc>
+        <w:tc>
+          <w:tcPr>
+            <w:tcW w:type="dxa" w:w="964"/>
+            <w:tcMar>
+              <w:top w:type="dxa" w:w="60"/>
+              <w:left w:type="dxa" w:w="90"/>
+              <w:bottom w:type="dxa" w:w="60"/>
+              <w:right w:type="dxa" w:w="90"/>
+            </w:tcMar>
+          </w:tcPr>
+          <w:p>
+            <w:pPr>
+              <w:spacing w:after="40"/>
+            </w:pPr>
+            <w:r>
+              <w:rPr>
+                <w:rFonts w:ascii="Calibri" w:cs="Calibri" w:eastAsia="Calibri" w:hAnsi="Calibri"/>
+                <w:b w:val="false"/>
+                <w:bCs w:val="false"/>
+                <w:sz w:val="19"/>
+                <w:szCs w:val="19"/>
+              </w:rPr>
+              <w:t xml:space="preserve">Bassa</w:t>
+            </w:r>
+          </w:p>
+        </w:tc>
+        <w:tc>
+          <w:tcPr>
+            <w:tcW w:type="dxa" w:w="964"/>
+            <w:tcMar>
+              <w:top w:type="dxa" w:w="60"/>
+              <w:left w:type="dxa" w:w="90"/>
+              <w:bottom w:type="dxa" w:w="60"/>
+              <w:right w:type="dxa" w:w="90"/>
+            </w:tcMar>
+          </w:tcPr>
+          <w:p>
+            <w:pPr>
+              <w:spacing w:after="40"/>
+            </w:pPr>
+            <w:r>
+              <w:rPr>
+                <w:rFonts w:ascii="Calibri" w:cs="Calibri" w:eastAsia="Calibri" w:hAnsi="Calibri"/>
+                <w:b w:val="false"/>
+                <w:bCs w:val="false"/>
+                <w:sz w:val="19"/>
+                <w:szCs w:val="19"/>
+              </w:rPr>
+              <w:t xml:space="preserve">Medio</w:t>
+            </w:r>
+          </w:p>
+        </w:tc>
+        <w:tc>
+          <w:tcPr>
+            <w:tcW w:type="dxa" w:w="4819"/>
+            <w:tcMar>
+              <w:top w:type="dxa" w:w="60"/>
+              <w:left w:type="dxa" w:w="90"/>
+              <w:bottom w:type="dxa" w:w="60"/>
+              <w:right w:type="dxa" w:w="90"/>
+            </w:tcMar>
+          </w:tcPr>
+          <w:p>
+            <w:pPr>
+              <w:spacing w:after="40"/>
+            </w:pPr>
+            <w:r>
+              <w:rPr>
+                <w:rFonts w:ascii="Calibri" w:cs="Calibri" w:eastAsia="Calibri" w:hAnsi="Calibri"/>
+                <w:b w:val="false"/>
+                <w:bCs w:val="false"/>
+                <w:sz w:val="19"/>
+                <w:szCs w:val="19"/>
+              </w:rPr>
+              <w:t xml:space="preserve">Impronte valide solo dentro una riunione, etichette numeriche senza nomi, nessun archivio di voci né confronto tra riunioni, cifratura AES-256-GCM, cancellazione automatica dopo 48 ore, nessun invio a fornitori esterni; un eventuale riconoscimento per nome richiederebbe una nuova DPIA e il consenso esplicito degli interessati</w:t>
             </w:r>
           </w:p>
         </w:tc>

--- a/Documentazione/Legal/DPIA_Trascrizioni_AI.docx
+++ b/Documentazione/Legal/DPIA_Trascrizioni_AI.docx
@@ -125,7 +125,7 @@
           <w:sz w:val="21"/>
           <w:szCs w:val="21"/>
         </w:rPr>
-        <w:t xml:space="preserve">Il Project Manager avvia la registrazione di una riunione dal browser, dopo aver informato i partecipanti («Avviso ai partecipanti»). L'audio viene inviato a blocchi al server di Projexa, trascritto localmente e cancellato. Per le frasi degli altri partecipanti il server calcola anche un'impronta vocale numerica, usata solo per distinguere le voci all'interno della stessa riunione («Partecipante 1, 2…», dal 28 ottobre 2026): non identifica le persone, non viene confrontata con altre riunioni ed è cancellata entro 48 ore. Dalla trascrizione Projexa ricava recap, azioni e documenti di progetto, con un modello di AI locale o con il fornitore scelto dall'utente.</w:t>
+        <w:t xml:space="preserve">Il Project Manager avvia la registrazione di una riunione dal browser, dopo aver informato i partecipanti («Avviso ai partecipanti»). L'audio viene inviato a blocchi al server di Projexa, trascritto localmente e cancellato. Per le frasi degli altri partecipanti il server calcola anche un'impronta vocale numerica, usata solo per distinguere le voci all'interno della stessa riunione («Partecipante 1, 2…», dal 28 ottobre 2026): non identifica le persone, non viene confrontata con altre riunioni ed è cancellata entro 48 ore. Dalla trascrizione Projexa ricava recap, azioni e documenti di progetto, con il fornitore di AI scelto dall'utente.</w:t>
       </w:r>
     </w:p>
     <w:tbl>
@@ -523,7 +523,7 @@
                 <w:sz w:val="19"/>
                 <w:szCs w:val="19"/>
               </w:rPr>
-              <w:t xml:space="preserve">Modello locale (Ollama) oppure fornitore scelto (OpenAI, Anthropic, Google, Mistral)</w:t>
+              <w:t xml:space="preserve">Fornitore scelto (OpenAI, Anthropic, Google, Mistral)</w:t>
             </w:r>
           </w:p>
         </w:tc>

--- a/Documentazione/Legal/DPIA_Trascrizioni_AI.docx
+++ b/Documentazione/Legal/DPIA_Trascrizioni_AI.docx
@@ -603,7 +603,7 @@
                 <w:sz w:val="19"/>
                 <w:szCs w:val="19"/>
               </w:rPr>
-              <w:t xml:space="preserve">Google Gemini in tempo reale</w:t>
+              <w:t xml:space="preserve">Google Gemini oppure OpenAI ChatGPT in tempo reale (scelta dell'utente)</w:t>
             </w:r>
           </w:p>
         </w:tc>
@@ -629,7 +629,7 @@
                 <w:sz w:val="19"/>
                 <w:szCs w:val="19"/>
               </w:rPr>
-              <w:t xml:space="preserve">Audio (non anonimizzabile) o testo pseudonimizzato della riunione</w:t>
+              <w:t xml:space="preserve">Audio della riunione (non anonimizzabile, non trascritto); domande scritte pseudonimizzate</w:t>
             </w:r>
           </w:p>
         </w:tc>
